--- a/A24 Ex03 DanielFraenkel 206090466 JonatanShaya 208230631.docx
+++ b/A24 Ex03 DanielFraenkel 206090466 JonatanShaya 208230631.docx
@@ -242,7 +242,6 @@
       <w:pPr>
         <w:bidi/>
         <w:rPr>
-          <w:rFonts w:hint="cs"/>
           <w:rtl/>
           <w:lang w:val="en-GB"/>
         </w:rPr>
@@ -397,7 +396,6 @@
       <w:pPr>
         <w:bidi/>
         <w:rPr>
-          <w:rFonts w:hint="cs"/>
           <w:rtl/>
           <w:lang w:val="en-GB"/>
         </w:rPr>
@@ -466,7 +464,6 @@
       <w:pPr>
         <w:bidi/>
         <w:rPr>
-          <w:rFonts w:hint="cs"/>
           <w:rtl/>
           <w:lang w:val="en-GB"/>
         </w:rPr>
@@ -563,24 +560,77 @@
       <w:pPr>
         <w:bidi/>
         <w:rPr>
-          <w:lang w:val="en-US"/>
-        </w:rPr>
-      </w:pPr>
+          <w:rtl/>
+          <w:lang w:val="en-GB"/>
+        </w:rPr>
+      </w:pPr>
+      <w:r>
+        <w:rPr>
+          <w:lang w:val="en-US"/>
+        </w:rPr>
+        <w:t>VehicleFactory</w:t>
+      </w:r>
+      <w:r>
+        <w:rPr>
+          <w:rFonts w:hint="cs"/>
+          <w:rtl/>
+          <w:lang w:val="en-GB"/>
+        </w:rPr>
+        <w:t xml:space="preserve">- מחלקה </w:t>
+      </w:r>
+      <w:r>
+        <w:rPr>
+          <w:rFonts w:hint="cs"/>
+          <w:rtl/>
+          <w:lang w:val="en-GB"/>
+        </w:rPr>
+        <w:t>שמייצגת מפעל מכוניות ומאפשרת בניית בסיס של מכוניות המוגדרות בפנים.</w:t>
+      </w:r>
     </w:p>
     <w:p>
       <w:pPr>
         <w:bidi/>
         <w:rPr>
           <w:rFonts w:hint="cs"/>
-          <w:lang w:val="en-GB"/>
-        </w:rPr>
-      </w:pPr>
+          <w:rtl/>
+          <w:lang w:val="en-GB"/>
+        </w:rPr>
+      </w:pPr>
+      <w:r>
+        <w:rPr>
+          <w:lang w:val="en-US"/>
+        </w:rPr>
+        <w:t>GarageData</w:t>
+      </w:r>
+      <w:r>
+        <w:rPr>
+          <w:rFonts w:hint="cs"/>
+          <w:rtl/>
+          <w:lang w:val="en-GB"/>
+        </w:rPr>
+        <w:t>- מחלקה שמנהלת את המידע של המוסך, מחזיקה מערך של כרטיסי מוסך</w:t>
+      </w:r>
+      <w:r>
+        <w:rPr>
+          <w:rFonts w:hint="cs"/>
+          <w:rtl/>
+          <w:lang w:val="en-GB"/>
+        </w:rPr>
+        <w:t xml:space="preserve"> המקושרים למכוניות</w:t>
+      </w:r>
     </w:p>
     <w:p>
       <w:pPr>
         <w:bidi/>
         <w:rPr>
-          <w:rFonts w:hint="cs"/>
+          <w:lang w:val="en-GB"/>
+        </w:rPr>
+      </w:pPr>
+    </w:p>
+    <w:p>
+      <w:pPr>
+        <w:bidi/>
+        <w:rPr>
           <w:rtl/>
           <w:lang w:val="en-GB"/>
         </w:rPr>

--- a/A24 Ex03 DanielFraenkel 206090466 JonatanShaya 208230631.docx
+++ b/A24 Ex03 DanielFraenkel 206090466 JonatanShaya 208230631.docx
@@ -106,8 +106,20 @@
           <w:u w:val="single"/>
           <w:lang w:val="en-US"/>
         </w:rPr>
-        <w:t>classes/enums</w:t>
-      </w:r>
+        <w:t>classes/</w:t>
+      </w:r>
+      <w:proofErr w:type="spellStart"/>
+      <w:r>
+        <w:rPr>
+          <w:rFonts w:cs="Arial"/>
+          <w:sz w:val="24"/>
+          <w:szCs w:val="24"/>
+          <w:u w:val="single"/>
+          <w:lang w:val="en-US"/>
+        </w:rPr>
+        <w:t>enums</w:t>
+      </w:r>
+      <w:proofErr w:type="spellEnd"/>
       <w:r>
         <w:rPr>
           <w:rFonts w:cs="Arial" w:hint="cs"/>
@@ -180,11 +192,26 @@
         </w:rPr>
         <w:t xml:space="preserve">אבסטרקתית עבור המנועים, נועדה לאחד בין שני סוגי המנועים </w:t>
       </w:r>
-      <w:r>
-        <w:rPr>
-          <w:lang w:val="en-US"/>
-        </w:rPr>
-        <w:t>FuelEngine ElectricEng</w:t>
+      <w:proofErr w:type="spellStart"/>
+      <w:r>
+        <w:rPr>
+          <w:lang w:val="en-US"/>
+        </w:rPr>
+        <w:t>FuelEngine</w:t>
+      </w:r>
+      <w:proofErr w:type="spellEnd"/>
+      <w:r>
+        <w:rPr>
+          <w:lang w:val="en-US"/>
+        </w:rPr>
+        <w:t xml:space="preserve"> </w:t>
+      </w:r>
+      <w:proofErr w:type="spellStart"/>
+      <w:r>
+        <w:rPr>
+          <w:lang w:val="en-US"/>
+        </w:rPr>
+        <w:t>ElectricEng</w:t>
       </w:r>
       <w:r>
         <w:rPr>
@@ -192,6 +219,7 @@
         </w:rPr>
         <w:t>ine</w:t>
       </w:r>
+      <w:proofErr w:type="spellEnd"/>
     </w:p>
     <w:p>
       <w:pPr>
@@ -201,12 +229,14 @@
           <w:lang w:val="en-GB"/>
         </w:rPr>
       </w:pPr>
+      <w:proofErr w:type="spellStart"/>
       <w:r>
         <w:rPr>
           <w:lang w:val="en-US"/>
         </w:rPr>
         <w:t>FuelEngine</w:t>
       </w:r>
+      <w:proofErr w:type="spellEnd"/>
       <w:r>
         <w:rPr>
           <w:rFonts w:hint="cs"/>
@@ -250,7 +280,14 @@
         <w:rPr>
           <w:lang w:val="en-US"/>
         </w:rPr>
-        <w:t>Enum e</w:t>
+        <w:t xml:space="preserve">Enum </w:t>
+      </w:r>
+      <w:proofErr w:type="spellStart"/>
+      <w:r>
+        <w:rPr>
+          <w:lang w:val="en-US"/>
+        </w:rPr>
+        <w:t>e</w:t>
       </w:r>
       <w:r>
         <w:rPr>
@@ -264,6 +301,7 @@
         </w:rPr>
         <w:t>Type</w:t>
       </w:r>
+      <w:proofErr w:type="spellEnd"/>
       <w:r>
         <w:rPr>
           <w:rFonts w:hint="cs"/>
@@ -272,12 +310,14 @@
         </w:rPr>
         <w:t xml:space="preserve">- </w:t>
       </w:r>
+      <w:proofErr w:type="spellStart"/>
       <w:r>
         <w:rPr>
           <w:lang w:val="en-US"/>
         </w:rPr>
         <w:t>enum</w:t>
       </w:r>
+      <w:proofErr w:type="spellEnd"/>
       <w:r>
         <w:rPr>
           <w:rFonts w:hint="cs"/>
@@ -294,12 +334,14 @@
           <w:lang w:val="en-GB"/>
         </w:rPr>
       </w:pPr>
+      <w:proofErr w:type="spellStart"/>
       <w:r>
         <w:rPr>
           <w:lang w:val="en-US"/>
         </w:rPr>
         <w:t>ElectricEngine</w:t>
       </w:r>
+      <w:proofErr w:type="spellEnd"/>
       <w:r>
         <w:rPr>
           <w:rFonts w:hint="cs"/>
@@ -404,8 +446,16 @@
         <w:rPr>
           <w:lang w:val="en-GB"/>
         </w:rPr>
-        <w:t>Enum eColor</w:t>
-      </w:r>
+        <w:t xml:space="preserve">Enum </w:t>
+      </w:r>
+      <w:proofErr w:type="spellStart"/>
+      <w:r>
+        <w:rPr>
+          <w:lang w:val="en-GB"/>
+        </w:rPr>
+        <w:t>eColor</w:t>
+      </w:r>
+      <w:proofErr w:type="spellEnd"/>
       <w:r>
         <w:rPr>
           <w:rFonts w:hint="cs"/>
@@ -414,12 +464,14 @@
         </w:rPr>
         <w:t xml:space="preserve">- </w:t>
       </w:r>
+      <w:proofErr w:type="spellStart"/>
       <w:r>
         <w:rPr>
           <w:lang w:val="en-US"/>
         </w:rPr>
         <w:t>enum</w:t>
       </w:r>
+      <w:proofErr w:type="spellEnd"/>
       <w:r>
         <w:rPr>
           <w:rFonts w:hint="cs"/>
@@ -480,12 +532,14 @@
         </w:rPr>
         <w:t xml:space="preserve"> </w:t>
       </w:r>
+      <w:proofErr w:type="spellStart"/>
       <w:r>
         <w:rPr>
           <w:lang w:val="en-US"/>
         </w:rPr>
         <w:t>eLicenseType</w:t>
       </w:r>
+      <w:proofErr w:type="spellEnd"/>
       <w:r>
         <w:rPr>
           <w:rFonts w:hint="cs"/>
@@ -494,12 +548,14 @@
         </w:rPr>
         <w:t xml:space="preserve">- </w:t>
       </w:r>
+      <w:proofErr w:type="spellStart"/>
       <w:r>
         <w:rPr>
           <w:lang w:val="en-US"/>
         </w:rPr>
         <w:t>enum</w:t>
       </w:r>
+      <w:proofErr w:type="spellEnd"/>
       <w:r>
         <w:rPr>
           <w:rFonts w:hint="cs"/>
@@ -564,12 +620,14 @@
           <w:lang w:val="en-GB"/>
         </w:rPr>
       </w:pPr>
+      <w:proofErr w:type="spellStart"/>
       <w:r>
         <w:rPr>
           <w:lang w:val="en-US"/>
         </w:rPr>
         <w:t>VehicleFactory</w:t>
       </w:r>
+      <w:proofErr w:type="spellEnd"/>
       <w:r>
         <w:rPr>
           <w:rFonts w:hint="cs"/>
@@ -592,16 +650,87 @@
         <w:bidi/>
         <w:rPr>
           <w:rFonts w:hint="cs"/>
-          <w:rtl/>
-          <w:lang w:val="en-GB"/>
-        </w:rPr>
-      </w:pPr>
+          <w:lang w:val="en-US"/>
+        </w:rPr>
+      </w:pPr>
+      <w:r>
+        <w:rPr>
+          <w:lang w:val="en-US"/>
+        </w:rPr>
+        <w:t xml:space="preserve">Enum </w:t>
+      </w:r>
+      <w:proofErr w:type="spellStart"/>
+      <w:r>
+        <w:rPr>
+          <w:lang w:val="en-US"/>
+        </w:rPr>
+        <w:t>eVehicleOptions</w:t>
+      </w:r>
+      <w:proofErr w:type="spellEnd"/>
+      <w:r>
+        <w:rPr>
+          <w:rFonts w:hint="cs"/>
+          <w:rtl/>
+          <w:lang w:val="en-GB"/>
+        </w:rPr>
+        <w:t xml:space="preserve">- </w:t>
+      </w:r>
+      <w:proofErr w:type="spellStart"/>
+      <w:r>
+        <w:rPr>
+          <w:lang w:val="en-US"/>
+        </w:rPr>
+        <w:t>enum</w:t>
+      </w:r>
+      <w:proofErr w:type="spellEnd"/>
+      <w:r>
+        <w:rPr>
+          <w:rFonts w:hint="cs"/>
+          <w:rtl/>
+          <w:lang w:val="en-US"/>
+        </w:rPr>
+        <w:t xml:space="preserve"> שמייצג את האופציות של רכבים שניתן לבנות בתוכנית, תואם מבחינת מבנה ל</w:t>
+      </w:r>
+      <w:proofErr w:type="spellStart"/>
+      <w:r>
+        <w:rPr>
+          <w:lang w:val="en-US"/>
+        </w:rPr>
+        <w:t>s_VehicleOption</w:t>
+      </w:r>
+      <w:proofErr w:type="spellEnd"/>
+      <w:r>
+        <w:rPr>
+          <w:rFonts w:hint="cs"/>
+          <w:rtl/>
+          <w:lang w:val="en-GB"/>
+        </w:rPr>
+        <w:t xml:space="preserve"> מ</w:t>
+      </w:r>
+      <w:proofErr w:type="spellStart"/>
+      <w:r>
+        <w:rPr>
+          <w:lang w:val="en-US"/>
+        </w:rPr>
+        <w:t>VehicleFactory</w:t>
+      </w:r>
+      <w:proofErr w:type="spellEnd"/>
+    </w:p>
+    <w:p>
+      <w:pPr>
+        <w:bidi/>
+        <w:rPr>
+          <w:lang w:val="en-GB"/>
+        </w:rPr>
+      </w:pPr>
+      <w:proofErr w:type="spellStart"/>
       <w:r>
         <w:rPr>
           <w:lang w:val="en-US"/>
         </w:rPr>
         <w:t>GarageData</w:t>
       </w:r>
+      <w:proofErr w:type="spellEnd"/>
       <w:r>
         <w:rPr>
           <w:rFonts w:hint="cs"/>
@@ -617,6 +746,79 @@
           <w:lang w:val="en-GB"/>
         </w:rPr>
         <w:t xml:space="preserve"> המקושרים למכוניות</w:t>
+      </w:r>
+    </w:p>
+    <w:p>
+      <w:pPr>
+        <w:bidi/>
+        <w:rPr>
+          <w:rtl/>
+          <w:lang w:val="en-GB"/>
+        </w:rPr>
+      </w:pPr>
+      <w:proofErr w:type="spellStart"/>
+      <w:r>
+        <w:rPr>
+          <w:lang w:val="en-GB"/>
+        </w:rPr>
+        <w:t>GarageVehicleCard</w:t>
+      </w:r>
+      <w:proofErr w:type="spellEnd"/>
+      <w:r>
+        <w:rPr>
+          <w:rFonts w:hint="cs"/>
+          <w:rtl/>
+          <w:lang w:val="en-GB"/>
+        </w:rPr>
+        <w:t>- מחלקה שמאחדת מידע על רכב שנכנס למפעל</w:t>
+      </w:r>
+    </w:p>
+    <w:p>
+      <w:pPr>
+        <w:bidi/>
+        <w:rPr>
+          <w:rFonts w:hint="cs"/>
+          <w:rtl/>
+          <w:lang w:val="en-GB"/>
+        </w:rPr>
+      </w:pPr>
+      <w:r>
+        <w:rPr>
+          <w:lang w:val="en-US"/>
+        </w:rPr>
+        <w:t xml:space="preserve">Enum </w:t>
+      </w:r>
+      <w:proofErr w:type="spellStart"/>
+      <w:r>
+        <w:rPr>
+          <w:lang w:val="en-US"/>
+        </w:rPr>
+        <w:t>eVehicleStatus</w:t>
+      </w:r>
+      <w:proofErr w:type="spellEnd"/>
+      <w:r>
+        <w:rPr>
+          <w:rFonts w:hint="cs"/>
+          <w:rtl/>
+          <w:lang w:val="en-GB"/>
+        </w:rPr>
+        <w:t xml:space="preserve">- </w:t>
+      </w:r>
+      <w:proofErr w:type="spellStart"/>
+      <w:r>
+        <w:rPr>
+          <w:lang w:val="en-US"/>
+        </w:rPr>
+        <w:t>enum</w:t>
+      </w:r>
+      <w:proofErr w:type="spellEnd"/>
+      <w:r>
+        <w:rPr>
+          <w:rFonts w:hint="cs"/>
+          <w:rtl/>
+          <w:lang w:val="en-US"/>
+        </w:rPr>
+        <w:t xml:space="preserve"> שמייצג את המצבים שרכב במוסך יכול להיות בהם</w:t>
       </w:r>
     </w:p>
     <w:p>

--- a/A24 Ex03 DanielFraenkel 206090466 JonatanShaya 208230631.docx
+++ b/A24 Ex03 DanielFraenkel 206090466 JonatanShaya 208230631.docx
@@ -136,12 +136,16 @@
       <w:pPr>
         <w:bidi/>
         <w:rPr>
-          <w:rtl/>
-          <w:lang w:val="en-GB"/>
-        </w:rPr>
-      </w:pPr>
-      <w:r>
-        <w:rPr>
+          <w:sz w:val="20"/>
+          <w:szCs w:val="20"/>
+          <w:rtl/>
+          <w:lang w:val="en-GB"/>
+        </w:rPr>
+      </w:pPr>
+      <w:r>
+        <w:rPr>
+          <w:sz w:val="20"/>
+          <w:szCs w:val="20"/>
           <w:lang w:val="en-US"/>
         </w:rPr>
         <w:t>Wheel</w:t>
@@ -149,6 +153,8 @@
       <w:r>
         <w:rPr>
           <w:rFonts w:hint="cs"/>
+          <w:sz w:val="20"/>
+          <w:szCs w:val="20"/>
           <w:rtl/>
           <w:lang w:val="en-GB"/>
         </w:rPr>
@@ -157,6 +163,8 @@
       <w:r>
         <w:rPr>
           <w:rFonts w:hint="cs"/>
+          <w:sz w:val="20"/>
+          <w:szCs w:val="20"/>
           <w:rtl/>
           <w:lang w:val="en-GB"/>
         </w:rPr>
@@ -167,11 +175,15 @@
       <w:pPr>
         <w:bidi/>
         <w:rPr>
-          <w:lang w:val="en-US"/>
-        </w:rPr>
-      </w:pPr>
-      <w:r>
-        <w:rPr>
+          <w:sz w:val="20"/>
+          <w:szCs w:val="20"/>
+          <w:lang w:val="en-US"/>
+        </w:rPr>
+      </w:pPr>
+      <w:r>
+        <w:rPr>
+          <w:sz w:val="20"/>
+          <w:szCs w:val="20"/>
           <w:lang w:val="en-US"/>
         </w:rPr>
         <w:t>Engine</w:t>
@@ -179,6 +191,8 @@
       <w:r>
         <w:rPr>
           <w:rFonts w:hint="cs"/>
+          <w:sz w:val="20"/>
+          <w:szCs w:val="20"/>
           <w:rtl/>
           <w:lang w:val="en-GB"/>
         </w:rPr>
@@ -187,6 +201,8 @@
       <w:r>
         <w:rPr>
           <w:rFonts w:hint="cs"/>
+          <w:sz w:val="20"/>
+          <w:szCs w:val="20"/>
           <w:rtl/>
           <w:lang w:val="en-GB"/>
         </w:rPr>
@@ -195,6 +211,8 @@
       <w:proofErr w:type="spellStart"/>
       <w:r>
         <w:rPr>
+          <w:sz w:val="20"/>
+          <w:szCs w:val="20"/>
           <w:lang w:val="en-US"/>
         </w:rPr>
         <w:t>FuelEngine</w:t>
@@ -202,6 +220,8 @@
       <w:proofErr w:type="spellEnd"/>
       <w:r>
         <w:rPr>
+          <w:sz w:val="20"/>
+          <w:szCs w:val="20"/>
           <w:lang w:val="en-US"/>
         </w:rPr>
         <w:t xml:space="preserve"> </w:t>
@@ -209,12 +229,16 @@
       <w:proofErr w:type="spellStart"/>
       <w:r>
         <w:rPr>
+          <w:sz w:val="20"/>
+          <w:szCs w:val="20"/>
           <w:lang w:val="en-US"/>
         </w:rPr>
         <w:t>ElectricEng</w:t>
       </w:r>
       <w:r>
         <w:rPr>
+          <w:sz w:val="20"/>
+          <w:szCs w:val="20"/>
           <w:lang w:val="en-US"/>
         </w:rPr>
         <w:t>ine</w:t>
@@ -225,6 +249,8 @@
       <w:pPr>
         <w:bidi/>
         <w:rPr>
+          <w:sz w:val="20"/>
+          <w:szCs w:val="20"/>
           <w:rtl/>
           <w:lang w:val="en-GB"/>
         </w:rPr>
@@ -232,6 +258,8 @@
       <w:proofErr w:type="spellStart"/>
       <w:r>
         <w:rPr>
+          <w:sz w:val="20"/>
+          <w:szCs w:val="20"/>
           <w:lang w:val="en-US"/>
         </w:rPr>
         <w:t>FuelEngine</w:t>
@@ -240,6 +268,8 @@
       <w:r>
         <w:rPr>
           <w:rFonts w:hint="cs"/>
+          <w:sz w:val="20"/>
+          <w:szCs w:val="20"/>
           <w:rtl/>
           <w:lang w:val="en-GB"/>
         </w:rPr>
@@ -247,6 +277,8 @@
       </w:r>
       <w:r>
         <w:rPr>
+          <w:sz w:val="20"/>
+          <w:szCs w:val="20"/>
           <w:lang w:val="en-US"/>
         </w:rPr>
         <w:t>Engine</w:t>
@@ -254,6 +286,8 @@
       <w:r>
         <w:rPr>
           <w:rFonts w:hint="cs"/>
+          <w:sz w:val="20"/>
+          <w:szCs w:val="20"/>
           <w:rtl/>
           <w:lang w:val="en-GB"/>
         </w:rPr>
@@ -262,6 +296,8 @@
       <w:r>
         <w:rPr>
           <w:rFonts w:hint="cs"/>
+          <w:sz w:val="20"/>
+          <w:szCs w:val="20"/>
           <w:rtl/>
           <w:lang w:val="en-GB"/>
         </w:rPr>
@@ -272,12 +308,16 @@
       <w:pPr>
         <w:bidi/>
         <w:rPr>
-          <w:rtl/>
-          <w:lang w:val="en-GB"/>
-        </w:rPr>
-      </w:pPr>
-      <w:r>
-        <w:rPr>
+          <w:sz w:val="20"/>
+          <w:szCs w:val="20"/>
+          <w:rtl/>
+          <w:lang w:val="en-GB"/>
+        </w:rPr>
+      </w:pPr>
+      <w:r>
+        <w:rPr>
+          <w:sz w:val="20"/>
+          <w:szCs w:val="20"/>
           <w:lang w:val="en-US"/>
         </w:rPr>
         <w:t xml:space="preserve">Enum </w:t>
@@ -285,18 +325,24 @@
       <w:proofErr w:type="spellStart"/>
       <w:r>
         <w:rPr>
+          <w:sz w:val="20"/>
+          <w:szCs w:val="20"/>
           <w:lang w:val="en-US"/>
         </w:rPr>
         <w:t>e</w:t>
       </w:r>
       <w:r>
         <w:rPr>
+          <w:sz w:val="20"/>
+          <w:szCs w:val="20"/>
           <w:lang w:val="en-US"/>
         </w:rPr>
         <w:t>Fuel</w:t>
       </w:r>
       <w:r>
         <w:rPr>
+          <w:sz w:val="20"/>
+          <w:szCs w:val="20"/>
           <w:lang w:val="en-US"/>
         </w:rPr>
         <w:t>Type</w:t>
@@ -305,6 +351,8 @@
       <w:r>
         <w:rPr>
           <w:rFonts w:hint="cs"/>
+          <w:sz w:val="20"/>
+          <w:szCs w:val="20"/>
           <w:rtl/>
           <w:lang w:val="en-GB"/>
         </w:rPr>
@@ -313,6 +361,8 @@
       <w:proofErr w:type="spellStart"/>
       <w:r>
         <w:rPr>
+          <w:sz w:val="20"/>
+          <w:szCs w:val="20"/>
           <w:lang w:val="en-US"/>
         </w:rPr>
         <w:t>enum</w:t>
@@ -321,6 +371,8 @@
       <w:r>
         <w:rPr>
           <w:rFonts w:hint="cs"/>
+          <w:sz w:val="20"/>
+          <w:szCs w:val="20"/>
           <w:rtl/>
           <w:lang w:val="en-GB"/>
         </w:rPr>
@@ -331,12 +383,16 @@
       <w:pPr>
         <w:bidi/>
         <w:rPr>
+          <w:sz w:val="20"/>
+          <w:szCs w:val="20"/>
           <w:lang w:val="en-GB"/>
         </w:rPr>
       </w:pPr>
       <w:proofErr w:type="spellStart"/>
       <w:r>
         <w:rPr>
+          <w:sz w:val="20"/>
+          <w:szCs w:val="20"/>
           <w:lang w:val="en-US"/>
         </w:rPr>
         <w:t>ElectricEngine</w:t>
@@ -345,6 +401,8 @@
       <w:r>
         <w:rPr>
           <w:rFonts w:hint="cs"/>
+          <w:sz w:val="20"/>
+          <w:szCs w:val="20"/>
           <w:rtl/>
           <w:lang w:val="en-GB"/>
         </w:rPr>
@@ -352,6 +410,8 @@
       </w:r>
       <w:r>
         <w:rPr>
+          <w:sz w:val="20"/>
+          <w:szCs w:val="20"/>
           <w:lang w:val="en-US"/>
         </w:rPr>
         <w:t>Engine</w:t>
@@ -359,6 +419,8 @@
       <w:r>
         <w:rPr>
           <w:rFonts w:hint="cs"/>
+          <w:sz w:val="20"/>
+          <w:szCs w:val="20"/>
           <w:rtl/>
           <w:lang w:val="en-GB"/>
         </w:rPr>
@@ -369,12 +431,16 @@
       <w:pPr>
         <w:bidi/>
         <w:rPr>
-          <w:rtl/>
-          <w:lang w:val="en-GB"/>
-        </w:rPr>
-      </w:pPr>
-      <w:r>
-        <w:rPr>
+          <w:sz w:val="20"/>
+          <w:szCs w:val="20"/>
+          <w:rtl/>
+          <w:lang w:val="en-GB"/>
+        </w:rPr>
+      </w:pPr>
+      <w:r>
+        <w:rPr>
+          <w:sz w:val="20"/>
+          <w:szCs w:val="20"/>
           <w:lang w:val="en-GB"/>
         </w:rPr>
         <w:t>Vehicle</w:t>
@@ -382,6 +448,8 @@
       <w:r>
         <w:rPr>
           <w:rFonts w:hint="cs"/>
+          <w:sz w:val="20"/>
+          <w:szCs w:val="20"/>
           <w:rtl/>
           <w:lang w:val="en-GB"/>
         </w:rPr>
@@ -390,6 +458,8 @@
       <w:r>
         <w:rPr>
           <w:rFonts w:hint="cs"/>
+          <w:sz w:val="20"/>
+          <w:szCs w:val="20"/>
           <w:rtl/>
           <w:lang w:val="en-GB"/>
         </w:rPr>
@@ -400,11 +470,15 @@
       <w:pPr>
         <w:bidi/>
         <w:rPr>
-          <w:lang w:val="en-GB"/>
-        </w:rPr>
-      </w:pPr>
-      <w:r>
-        <w:rPr>
+          <w:sz w:val="20"/>
+          <w:szCs w:val="20"/>
+          <w:lang w:val="en-GB"/>
+        </w:rPr>
+      </w:pPr>
+      <w:r>
+        <w:rPr>
+          <w:sz w:val="20"/>
+          <w:szCs w:val="20"/>
           <w:lang w:val="en-US"/>
         </w:rPr>
         <w:t>Car</w:t>
@@ -412,6 +486,8 @@
       <w:r>
         <w:rPr>
           <w:rFonts w:hint="cs"/>
+          <w:sz w:val="20"/>
+          <w:szCs w:val="20"/>
           <w:rtl/>
           <w:lang w:val="en-GB"/>
         </w:rPr>
@@ -420,6 +496,8 @@
       <w:r>
         <w:rPr>
           <w:rFonts w:hint="cs"/>
+          <w:sz w:val="20"/>
+          <w:szCs w:val="20"/>
           <w:rtl/>
           <w:lang w:val="en-GB"/>
         </w:rPr>
@@ -428,6 +506,8 @@
       <w:r>
         <w:rPr>
           <w:rFonts w:hint="cs"/>
+          <w:sz w:val="20"/>
+          <w:szCs w:val="20"/>
           <w:rtl/>
           <w:lang w:val="en-GB"/>
         </w:rPr>
@@ -438,12 +518,16 @@
       <w:pPr>
         <w:bidi/>
         <w:rPr>
-          <w:rtl/>
-          <w:lang w:val="en-GB"/>
-        </w:rPr>
-      </w:pPr>
-      <w:r>
-        <w:rPr>
+          <w:sz w:val="20"/>
+          <w:szCs w:val="20"/>
+          <w:rtl/>
+          <w:lang w:val="en-GB"/>
+        </w:rPr>
+      </w:pPr>
+      <w:r>
+        <w:rPr>
+          <w:sz w:val="20"/>
+          <w:szCs w:val="20"/>
           <w:lang w:val="en-GB"/>
         </w:rPr>
         <w:t xml:space="preserve">Enum </w:t>
@@ -451,6 +535,8 @@
       <w:proofErr w:type="spellStart"/>
       <w:r>
         <w:rPr>
+          <w:sz w:val="20"/>
+          <w:szCs w:val="20"/>
           <w:lang w:val="en-GB"/>
         </w:rPr>
         <w:t>eColor</w:t>
@@ -459,6 +545,8 @@
       <w:r>
         <w:rPr>
           <w:rFonts w:hint="cs"/>
+          <w:sz w:val="20"/>
+          <w:szCs w:val="20"/>
           <w:rtl/>
           <w:lang w:val="en-GB"/>
         </w:rPr>
@@ -467,6 +555,8 @@
       <w:proofErr w:type="spellStart"/>
       <w:r>
         <w:rPr>
+          <w:sz w:val="20"/>
+          <w:szCs w:val="20"/>
           <w:lang w:val="en-US"/>
         </w:rPr>
         <w:t>enum</w:t>
@@ -475,6 +565,8 @@
       <w:r>
         <w:rPr>
           <w:rFonts w:hint="cs"/>
+          <w:sz w:val="20"/>
+          <w:szCs w:val="20"/>
           <w:rtl/>
           <w:lang w:val="en-US"/>
         </w:rPr>
@@ -485,12 +577,16 @@
       <w:pPr>
         <w:bidi/>
         <w:rPr>
-          <w:rtl/>
-          <w:lang w:val="en-GB"/>
-        </w:rPr>
-      </w:pPr>
-      <w:r>
-        <w:rPr>
+          <w:sz w:val="20"/>
+          <w:szCs w:val="20"/>
+          <w:rtl/>
+          <w:lang w:val="en-GB"/>
+        </w:rPr>
+      </w:pPr>
+      <w:r>
+        <w:rPr>
+          <w:sz w:val="20"/>
+          <w:szCs w:val="20"/>
           <w:lang w:val="en-US"/>
         </w:rPr>
         <w:t>Motorcycle</w:t>
@@ -498,6 +594,8 @@
       <w:r>
         <w:rPr>
           <w:rFonts w:hint="cs"/>
+          <w:sz w:val="20"/>
+          <w:szCs w:val="20"/>
           <w:rtl/>
           <w:lang w:val="en-GB"/>
         </w:rPr>
@@ -506,28 +604,48 @@
       <w:r>
         <w:rPr>
           <w:rFonts w:hint="cs"/>
-          <w:rtl/>
-          <w:lang w:val="en-GB"/>
-        </w:rPr>
-        <w:t xml:space="preserve"> שמייצגת רכב מסוג אופנוע</w:t>
-      </w:r>
+          <w:sz w:val="20"/>
+          <w:szCs w:val="20"/>
+          <w:rtl/>
+          <w:lang w:val="en-GB"/>
+        </w:rPr>
+        <w:t xml:space="preserve"> שמייצגת רכב מסוג </w:t>
+      </w:r>
+      <w:proofErr w:type="gramStart"/>
+      <w:r>
+        <w:rPr>
+          <w:rFonts w:hint="cs"/>
+          <w:sz w:val="20"/>
+          <w:szCs w:val="20"/>
+          <w:rtl/>
+          <w:lang w:val="en-GB"/>
+        </w:rPr>
+        <w:t>אופנוע</w:t>
+      </w:r>
+      <w:proofErr w:type="gramEnd"/>
     </w:p>
     <w:p>
       <w:pPr>
         <w:bidi/>
         <w:rPr>
-          <w:rtl/>
-          <w:lang w:val="en-GB"/>
-        </w:rPr>
-      </w:pPr>
-      <w:r>
-        <w:rPr>
+          <w:sz w:val="20"/>
+          <w:szCs w:val="20"/>
+          <w:rtl/>
+          <w:lang w:val="en-GB"/>
+        </w:rPr>
+      </w:pPr>
+      <w:r>
+        <w:rPr>
+          <w:sz w:val="20"/>
+          <w:szCs w:val="20"/>
           <w:lang w:val="en-US"/>
         </w:rPr>
         <w:t>Enum</w:t>
       </w:r>
       <w:r>
         <w:rPr>
+          <w:sz w:val="20"/>
+          <w:szCs w:val="20"/>
           <w:lang w:val="en-US"/>
         </w:rPr>
         <w:t xml:space="preserve"> </w:t>
@@ -535,6 +653,8 @@
       <w:proofErr w:type="spellStart"/>
       <w:r>
         <w:rPr>
+          <w:sz w:val="20"/>
+          <w:szCs w:val="20"/>
           <w:lang w:val="en-US"/>
         </w:rPr>
         <w:t>eLicenseType</w:t>
@@ -543,6 +663,8 @@
       <w:r>
         <w:rPr>
           <w:rFonts w:hint="cs"/>
+          <w:sz w:val="20"/>
+          <w:szCs w:val="20"/>
           <w:rtl/>
           <w:lang w:val="en-GB"/>
         </w:rPr>
@@ -551,6 +673,8 @@
       <w:proofErr w:type="spellStart"/>
       <w:r>
         <w:rPr>
+          <w:sz w:val="20"/>
+          <w:szCs w:val="20"/>
           <w:lang w:val="en-US"/>
         </w:rPr>
         <w:t>enum</w:t>
@@ -559,6 +683,8 @@
       <w:r>
         <w:rPr>
           <w:rFonts w:hint="cs"/>
+          <w:sz w:val="20"/>
+          <w:szCs w:val="20"/>
           <w:rtl/>
           <w:lang w:val="en-GB"/>
         </w:rPr>
@@ -567,6 +693,8 @@
       <w:r>
         <w:rPr>
           <w:rFonts w:hint="cs"/>
+          <w:sz w:val="20"/>
+          <w:szCs w:val="20"/>
           <w:rtl/>
           <w:lang w:val="en-GB"/>
         </w:rPr>
@@ -575,6 +703,8 @@
       <w:r>
         <w:rPr>
           <w:rFonts w:hint="cs"/>
+          <w:sz w:val="20"/>
+          <w:szCs w:val="20"/>
           <w:rtl/>
           <w:lang w:val="en-GB"/>
         </w:rPr>
@@ -585,12 +715,16 @@
       <w:pPr>
         <w:bidi/>
         <w:rPr>
-          <w:rtl/>
-          <w:lang w:val="en-GB"/>
-        </w:rPr>
-      </w:pPr>
-      <w:r>
-        <w:rPr>
+          <w:sz w:val="20"/>
+          <w:szCs w:val="20"/>
+          <w:rtl/>
+          <w:lang w:val="en-GB"/>
+        </w:rPr>
+      </w:pPr>
+      <w:r>
+        <w:rPr>
+          <w:sz w:val="20"/>
+          <w:szCs w:val="20"/>
           <w:lang w:val="en-US"/>
         </w:rPr>
         <w:t>Truck</w:t>
@@ -598,6 +732,8 @@
       <w:r>
         <w:rPr>
           <w:rFonts w:hint="cs"/>
+          <w:sz w:val="20"/>
+          <w:szCs w:val="20"/>
           <w:rtl/>
           <w:lang w:val="en-GB"/>
         </w:rPr>
@@ -606,6 +742,8 @@
       <w:r>
         <w:rPr>
           <w:rFonts w:hint="cs"/>
+          <w:sz w:val="20"/>
+          <w:szCs w:val="20"/>
           <w:rtl/>
           <w:lang w:val="en-GB"/>
         </w:rPr>
@@ -616,6 +754,8 @@
       <w:pPr>
         <w:bidi/>
         <w:rPr>
+          <w:sz w:val="20"/>
+          <w:szCs w:val="20"/>
           <w:rtl/>
           <w:lang w:val="en-GB"/>
         </w:rPr>
@@ -623,6 +763,8 @@
       <w:proofErr w:type="spellStart"/>
       <w:r>
         <w:rPr>
+          <w:sz w:val="20"/>
+          <w:szCs w:val="20"/>
           <w:lang w:val="en-US"/>
         </w:rPr>
         <w:t>VehicleFactory</w:t>
@@ -631,6 +773,8 @@
       <w:r>
         <w:rPr>
           <w:rFonts w:hint="cs"/>
+          <w:sz w:val="20"/>
+          <w:szCs w:val="20"/>
           <w:rtl/>
           <w:lang w:val="en-GB"/>
         </w:rPr>
@@ -639,6 +783,8 @@
       <w:r>
         <w:rPr>
           <w:rFonts w:hint="cs"/>
+          <w:sz w:val="20"/>
+          <w:szCs w:val="20"/>
           <w:rtl/>
           <w:lang w:val="en-GB"/>
         </w:rPr>
@@ -649,12 +795,15 @@
       <w:pPr>
         <w:bidi/>
         <w:rPr>
-          <w:rFonts w:hint="cs"/>
-          <w:lang w:val="en-US"/>
-        </w:rPr>
-      </w:pPr>
-      <w:r>
-        <w:rPr>
+          <w:sz w:val="20"/>
+          <w:szCs w:val="20"/>
+          <w:lang w:val="en-US"/>
+        </w:rPr>
+      </w:pPr>
+      <w:r>
+        <w:rPr>
+          <w:sz w:val="20"/>
+          <w:szCs w:val="20"/>
           <w:lang w:val="en-US"/>
         </w:rPr>
         <w:t xml:space="preserve">Enum </w:t>
@@ -662,6 +811,8 @@
       <w:proofErr w:type="spellStart"/>
       <w:r>
         <w:rPr>
+          <w:sz w:val="20"/>
+          <w:szCs w:val="20"/>
           <w:lang w:val="en-US"/>
         </w:rPr>
         <w:t>eVehicleOptions</w:t>
@@ -670,6 +821,8 @@
       <w:r>
         <w:rPr>
           <w:rFonts w:hint="cs"/>
+          <w:sz w:val="20"/>
+          <w:szCs w:val="20"/>
           <w:rtl/>
           <w:lang w:val="en-GB"/>
         </w:rPr>
@@ -678,6 +831,8 @@
       <w:proofErr w:type="spellStart"/>
       <w:r>
         <w:rPr>
+          <w:sz w:val="20"/>
+          <w:szCs w:val="20"/>
           <w:lang w:val="en-US"/>
         </w:rPr>
         <w:t>enum</w:t>
@@ -686,6 +841,8 @@
       <w:r>
         <w:rPr>
           <w:rFonts w:hint="cs"/>
+          <w:sz w:val="20"/>
+          <w:szCs w:val="20"/>
           <w:rtl/>
           <w:lang w:val="en-US"/>
         </w:rPr>
@@ -694,6 +851,8 @@
       <w:proofErr w:type="spellStart"/>
       <w:r>
         <w:rPr>
+          <w:sz w:val="20"/>
+          <w:szCs w:val="20"/>
           <w:lang w:val="en-US"/>
         </w:rPr>
         <w:t>s_VehicleOption</w:t>
@@ -702,6 +861,8 @@
       <w:r>
         <w:rPr>
           <w:rFonts w:hint="cs"/>
+          <w:sz w:val="20"/>
+          <w:szCs w:val="20"/>
           <w:rtl/>
           <w:lang w:val="en-GB"/>
         </w:rPr>
@@ -710,6 +871,8 @@
       <w:proofErr w:type="spellStart"/>
       <w:r>
         <w:rPr>
+          <w:sz w:val="20"/>
+          <w:szCs w:val="20"/>
           <w:lang w:val="en-US"/>
         </w:rPr>
         <w:t>VehicleFactory</w:t>
@@ -720,12 +883,16 @@
       <w:pPr>
         <w:bidi/>
         <w:rPr>
+          <w:sz w:val="20"/>
+          <w:szCs w:val="20"/>
           <w:lang w:val="en-GB"/>
         </w:rPr>
       </w:pPr>
       <w:proofErr w:type="spellStart"/>
       <w:r>
         <w:rPr>
+          <w:sz w:val="20"/>
+          <w:szCs w:val="20"/>
           <w:lang w:val="en-US"/>
         </w:rPr>
         <w:t>GarageData</w:t>
@@ -734,6 +901,8 @@
       <w:r>
         <w:rPr>
           <w:rFonts w:hint="cs"/>
+          <w:sz w:val="20"/>
+          <w:szCs w:val="20"/>
           <w:rtl/>
           <w:lang w:val="en-GB"/>
         </w:rPr>
@@ -742,6 +911,8 @@
       <w:r>
         <w:rPr>
           <w:rFonts w:hint="cs"/>
+          <w:sz w:val="20"/>
+          <w:szCs w:val="20"/>
           <w:rtl/>
           <w:lang w:val="en-GB"/>
         </w:rPr>
@@ -752,6 +923,8 @@
       <w:pPr>
         <w:bidi/>
         <w:rPr>
+          <w:sz w:val="20"/>
+          <w:szCs w:val="20"/>
           <w:rtl/>
           <w:lang w:val="en-GB"/>
         </w:rPr>
@@ -759,6 +932,8 @@
       <w:proofErr w:type="spellStart"/>
       <w:r>
         <w:rPr>
+          <w:sz w:val="20"/>
+          <w:szCs w:val="20"/>
           <w:lang w:val="en-GB"/>
         </w:rPr>
         <w:t>GarageVehicleCard</w:t>
@@ -767,6 +942,8 @@
       <w:r>
         <w:rPr>
           <w:rFonts w:hint="cs"/>
+          <w:sz w:val="20"/>
+          <w:szCs w:val="20"/>
           <w:rtl/>
           <w:lang w:val="en-GB"/>
         </w:rPr>
@@ -777,13 +954,15 @@
       <w:pPr>
         <w:bidi/>
         <w:rPr>
-          <w:rFonts w:hint="cs"/>
-          <w:rtl/>
-          <w:lang w:val="en-GB"/>
-        </w:rPr>
-      </w:pPr>
-      <w:r>
-        <w:rPr>
+          <w:sz w:val="20"/>
+          <w:szCs w:val="20"/>
+          <w:lang w:val="en-US"/>
+        </w:rPr>
+      </w:pPr>
+      <w:r>
+        <w:rPr>
+          <w:sz w:val="20"/>
+          <w:szCs w:val="20"/>
           <w:lang w:val="en-US"/>
         </w:rPr>
         <w:t xml:space="preserve">Enum </w:t>
@@ -791,6 +970,8 @@
       <w:proofErr w:type="spellStart"/>
       <w:r>
         <w:rPr>
+          <w:sz w:val="20"/>
+          <w:szCs w:val="20"/>
           <w:lang w:val="en-US"/>
         </w:rPr>
         <w:t>eVehicleStatus</w:t>
@@ -799,6 +980,8 @@
       <w:r>
         <w:rPr>
           <w:rFonts w:hint="cs"/>
+          <w:sz w:val="20"/>
+          <w:szCs w:val="20"/>
           <w:rtl/>
           <w:lang w:val="en-GB"/>
         </w:rPr>
@@ -807,6 +990,8 @@
       <w:proofErr w:type="spellStart"/>
       <w:r>
         <w:rPr>
+          <w:sz w:val="20"/>
+          <w:szCs w:val="20"/>
           <w:lang w:val="en-US"/>
         </w:rPr>
         <w:t>enum</w:t>
@@ -815,6 +1000,8 @@
       <w:r>
         <w:rPr>
           <w:rFonts w:hint="cs"/>
+          <w:sz w:val="20"/>
+          <w:szCs w:val="20"/>
           <w:rtl/>
           <w:lang w:val="en-US"/>
         </w:rPr>
@@ -825,18 +1012,449 @@
       <w:pPr>
         <w:bidi/>
         <w:rPr>
-          <w:lang w:val="en-GB"/>
-        </w:rPr>
-      </w:pPr>
+          <w:sz w:val="20"/>
+          <w:szCs w:val="20"/>
+          <w:rtl/>
+          <w:lang w:val="en-GB"/>
+        </w:rPr>
+      </w:pPr>
+      <w:proofErr w:type="spellStart"/>
+      <w:r>
+        <w:rPr>
+          <w:sz w:val="20"/>
+          <w:szCs w:val="20"/>
+          <w:lang w:val="en-GB"/>
+        </w:rPr>
+        <w:t>FrequantActions</w:t>
+      </w:r>
+      <w:proofErr w:type="spellEnd"/>
+      <w:r>
+        <w:rPr>
+          <w:rFonts w:hint="cs"/>
+          <w:sz w:val="20"/>
+          <w:szCs w:val="20"/>
+          <w:rtl/>
+          <w:lang w:val="en-GB"/>
+        </w:rPr>
+        <w:t>- מחלקה שמאחדת פעולות שיש בהם שימוש חוזר</w:t>
+      </w:r>
     </w:p>
     <w:p>
       <w:pPr>
         <w:bidi/>
         <w:rPr>
-          <w:rtl/>
-          <w:lang w:val="en-GB"/>
-        </w:rPr>
-      </w:pPr>
+          <w:sz w:val="20"/>
+          <w:szCs w:val="20"/>
+          <w:rtl/>
+          <w:lang w:val="en-GB"/>
+        </w:rPr>
+      </w:pPr>
+      <w:proofErr w:type="spellStart"/>
+      <w:r>
+        <w:rPr>
+          <w:sz w:val="20"/>
+          <w:szCs w:val="20"/>
+          <w:lang w:val="en-GB"/>
+        </w:rPr>
+        <w:t>ValueOutOfRangeException</w:t>
+      </w:r>
+      <w:proofErr w:type="spellEnd"/>
+      <w:r>
+        <w:rPr>
+          <w:rFonts w:hint="cs"/>
+          <w:sz w:val="20"/>
+          <w:szCs w:val="20"/>
+          <w:rtl/>
+          <w:lang w:val="en-GB"/>
+        </w:rPr>
+        <w:t>- מחלקת יורשת מ</w:t>
+      </w:r>
+      <w:r>
+        <w:rPr>
+          <w:sz w:val="20"/>
+          <w:szCs w:val="20"/>
+          <w:lang w:val="en-US"/>
+        </w:rPr>
+        <w:t>Exception</w:t>
+      </w:r>
+      <w:r>
+        <w:rPr>
+          <w:rFonts w:hint="cs"/>
+          <w:sz w:val="20"/>
+          <w:szCs w:val="20"/>
+          <w:rtl/>
+          <w:lang w:val="en-GB"/>
+        </w:rPr>
+        <w:t xml:space="preserve">, </w:t>
+      </w:r>
+      <w:r>
+        <w:rPr>
+          <w:rFonts w:hint="cs"/>
+          <w:sz w:val="20"/>
+          <w:szCs w:val="20"/>
+          <w:rtl/>
+          <w:lang w:val="en-GB"/>
+        </w:rPr>
+        <w:t>מוסיפה מידע על הטווח שנחרג</w:t>
+      </w:r>
+    </w:p>
+    <w:p>
+      <w:pPr>
+        <w:bidi/>
+        <w:rPr>
+          <w:sz w:val="20"/>
+          <w:szCs w:val="20"/>
+          <w:rtl/>
+          <w:lang w:val="en-GB"/>
+        </w:rPr>
+      </w:pPr>
+      <w:r>
+        <w:rPr>
+          <w:sz w:val="20"/>
+          <w:szCs w:val="20"/>
+          <w:lang w:val="en-GB"/>
+        </w:rPr>
+        <w:t>UI</w:t>
+      </w:r>
+      <w:r>
+        <w:rPr>
+          <w:rFonts w:hint="cs"/>
+          <w:sz w:val="20"/>
+          <w:szCs w:val="20"/>
+          <w:rtl/>
+          <w:lang w:val="en-GB"/>
+        </w:rPr>
+        <w:t xml:space="preserve">- מחלקה </w:t>
+      </w:r>
+      <w:r>
+        <w:rPr>
+          <w:rFonts w:hint="cs"/>
+          <w:sz w:val="20"/>
+          <w:szCs w:val="20"/>
+          <w:rtl/>
+          <w:lang w:val="en-GB"/>
+        </w:rPr>
+        <w:t>שיוצרת קשר עם ה</w:t>
+      </w:r>
+      <w:r>
+        <w:rPr>
+          <w:sz w:val="20"/>
+          <w:szCs w:val="20"/>
+          <w:lang w:val="en-US"/>
+        </w:rPr>
+        <w:t>user</w:t>
+      </w:r>
+      <w:r>
+        <w:rPr>
+          <w:rFonts w:hint="cs"/>
+          <w:sz w:val="20"/>
+          <w:szCs w:val="20"/>
+          <w:rtl/>
+          <w:lang w:val="en-GB"/>
+        </w:rPr>
+        <w:t>, ספציפית דרך הקונסול</w:t>
+      </w:r>
+    </w:p>
+    <w:p>
+      <w:pPr>
+        <w:bidi/>
+        <w:rPr>
+          <w:sz w:val="20"/>
+          <w:szCs w:val="20"/>
+          <w:rtl/>
+          <w:lang w:val="en-GB"/>
+        </w:rPr>
+      </w:pPr>
+      <w:r>
+        <w:rPr>
+          <w:sz w:val="20"/>
+          <w:szCs w:val="20"/>
+          <w:lang w:val="en-GB"/>
+        </w:rPr>
+        <w:t>Messages</w:t>
+      </w:r>
+      <w:r>
+        <w:rPr>
+          <w:rFonts w:hint="cs"/>
+          <w:sz w:val="20"/>
+          <w:szCs w:val="20"/>
+          <w:rtl/>
+          <w:lang w:val="en-GB"/>
+        </w:rPr>
+        <w:t xml:space="preserve">- מחלקה פנימית של </w:t>
+      </w:r>
+      <w:r>
+        <w:rPr>
+          <w:rFonts w:hint="cs"/>
+          <w:sz w:val="20"/>
+          <w:szCs w:val="20"/>
+          <w:lang w:val="en-GB"/>
+        </w:rPr>
+        <w:t>UI</w:t>
+      </w:r>
+      <w:r>
+        <w:rPr>
+          <w:rFonts w:hint="cs"/>
+          <w:sz w:val="20"/>
+          <w:szCs w:val="20"/>
+          <w:rtl/>
+          <w:lang w:val="en-GB"/>
+        </w:rPr>
+        <w:t xml:space="preserve"> שמאגדת את כל הכתב של ההודעות למחלקה יחידה על מנת להקל על </w:t>
+      </w:r>
+      <w:r>
+        <w:rPr>
+          <w:sz w:val="20"/>
+          <w:szCs w:val="20"/>
+          <w:lang w:val="en-US"/>
+        </w:rPr>
+        <w:t>localization</w:t>
+      </w:r>
+      <w:r>
+        <w:rPr>
+          <w:rFonts w:hint="cs"/>
+          <w:sz w:val="20"/>
+          <w:szCs w:val="20"/>
+          <w:rtl/>
+          <w:lang w:val="en-GB"/>
+        </w:rPr>
+        <w:t xml:space="preserve"> עתידי</w:t>
+      </w:r>
+      <w:r>
+        <w:rPr>
+          <w:rFonts w:hint="cs"/>
+          <w:sz w:val="20"/>
+          <w:szCs w:val="20"/>
+          <w:rtl/>
+          <w:lang w:val="en-GB"/>
+        </w:rPr>
+        <w:t xml:space="preserve"> או עדכון </w:t>
+      </w:r>
+      <w:r>
+        <w:rPr>
+          <w:rFonts w:hint="cs"/>
+          <w:sz w:val="20"/>
+          <w:szCs w:val="20"/>
+          <w:rtl/>
+          <w:lang w:val="en-GB"/>
+        </w:rPr>
+        <w:t>הודעות</w:t>
+      </w:r>
+    </w:p>
+    <w:p>
+      <w:pPr>
+        <w:bidi/>
+        <w:rPr>
+          <w:sz w:val="20"/>
+          <w:szCs w:val="20"/>
+          <w:lang w:val="en-US"/>
+        </w:rPr>
+      </w:pPr>
+      <w:proofErr w:type="spellStart"/>
+      <w:r>
+        <w:rPr>
+          <w:sz w:val="20"/>
+          <w:szCs w:val="20"/>
+          <w:lang w:val="en-GB"/>
+        </w:rPr>
+        <w:t>GarageInterface</w:t>
+      </w:r>
+      <w:proofErr w:type="spellEnd"/>
+      <w:r>
+        <w:rPr>
+          <w:rFonts w:hint="cs"/>
+          <w:sz w:val="20"/>
+          <w:szCs w:val="20"/>
+          <w:rtl/>
+          <w:lang w:val="en-GB"/>
+        </w:rPr>
+        <w:t xml:space="preserve">- </w:t>
+      </w:r>
+      <w:r>
+        <w:rPr>
+          <w:rFonts w:hint="cs"/>
+          <w:sz w:val="20"/>
+          <w:szCs w:val="20"/>
+          <w:rtl/>
+          <w:lang w:val="en-GB"/>
+        </w:rPr>
+        <w:t>מחלקה שמייצרת חיבור בין הלוגיקה של המערכת לדיבור עם ה</w:t>
+      </w:r>
+      <w:r>
+        <w:rPr>
+          <w:rFonts w:hint="cs"/>
+          <w:sz w:val="20"/>
+          <w:szCs w:val="20"/>
+          <w:lang w:val="en-GB"/>
+        </w:rPr>
+        <w:t>U</w:t>
+      </w:r>
+      <w:r>
+        <w:rPr>
+          <w:sz w:val="20"/>
+          <w:szCs w:val="20"/>
+          <w:lang w:val="en-US"/>
+        </w:rPr>
+        <w:t>ser</w:t>
+      </w:r>
+      <w:r>
+        <w:rPr>
+          <w:rFonts w:hint="cs"/>
+          <w:sz w:val="20"/>
+          <w:szCs w:val="20"/>
+          <w:rtl/>
+          <w:lang w:val="en-GB"/>
+        </w:rPr>
+        <w:t xml:space="preserve">, </w:t>
+      </w:r>
+      <w:r>
+        <w:rPr>
+          <w:rFonts w:hint="cs"/>
+          <w:sz w:val="20"/>
+          <w:szCs w:val="20"/>
+          <w:rtl/>
+          <w:lang w:val="en-GB"/>
+        </w:rPr>
+        <w:t>קובעת את סדר הלוגיקה של ה</w:t>
+      </w:r>
+      <w:r>
+        <w:rPr>
+          <w:sz w:val="20"/>
+          <w:szCs w:val="20"/>
+          <w:lang w:val="en-US"/>
+        </w:rPr>
+        <w:t>UI</w:t>
+      </w:r>
+    </w:p>
+    <w:p>
+      <w:pPr>
+        <w:bidi/>
+        <w:rPr>
+          <w:rFonts w:hint="cs"/>
+          <w:sz w:val="20"/>
+          <w:szCs w:val="20"/>
+          <w:rtl/>
+          <w:lang w:val="en-GB"/>
+        </w:rPr>
+      </w:pPr>
+      <w:proofErr w:type="spellStart"/>
+      <w:r>
+        <w:rPr>
+          <w:sz w:val="20"/>
+          <w:szCs w:val="20"/>
+          <w:lang w:val="en-US"/>
+        </w:rPr>
+        <w:t>Proggram</w:t>
+      </w:r>
+      <w:proofErr w:type="spellEnd"/>
+      <w:r>
+        <w:rPr>
+          <w:rFonts w:hint="cs"/>
+          <w:sz w:val="20"/>
+          <w:szCs w:val="20"/>
+          <w:rtl/>
+          <w:lang w:val="en-GB"/>
+        </w:rPr>
+        <w:t>- מחלקת הכניסה לקוד, המחלקה מפעילה את הקוד</w:t>
+      </w:r>
+    </w:p>
+    <w:p>
+      <w:pPr>
+        <w:bidi/>
+        <w:rPr>
+          <w:rFonts w:hint="cs"/>
+          <w:sz w:val="20"/>
+          <w:szCs w:val="20"/>
+          <w:rtl/>
+          <w:lang w:val="en-GB"/>
+        </w:rPr>
+      </w:pPr>
+    </w:p>
+    <w:p>
+      <w:pPr>
+        <w:bidi/>
+        <w:rPr>
+          <w:lang w:val="en-GB"/>
+        </w:rPr>
+      </w:pPr>
+    </w:p>
+    <w:p>
+      <w:pPr>
+        <w:bidi/>
+        <w:rPr>
+          <w:rtl/>
+          <w:lang w:val="en-GB"/>
+        </w:rPr>
+      </w:pPr>
+      <w:r>
+        <w:rPr>
+          <w:noProof/>
+          <w:lang w:val="en-GB"/>
+        </w:rPr>
+        <w:lastRenderedPageBreak/>
+        <w:drawing>
+          <wp:anchor distT="0" distB="0" distL="114300" distR="114300" simplePos="0" relativeHeight="251658240" behindDoc="0" locked="0" layoutInCell="1" allowOverlap="1" wp14:anchorId="4821B880" wp14:editId="57F263D0">
+            <wp:simplePos x="0" y="0"/>
+            <wp:positionH relativeFrom="column">
+              <wp:posOffset>-753745</wp:posOffset>
+            </wp:positionH>
+            <wp:positionV relativeFrom="paragraph">
+              <wp:posOffset>203200</wp:posOffset>
+            </wp:positionV>
+            <wp:extent cx="7271385" cy="5121910"/>
+            <wp:effectExtent l="0" t="0" r="5715" b="2540"/>
+            <wp:wrapSquare wrapText="bothSides"/>
+            <wp:docPr id="973755674" name="Picture 1"/>
+            <wp:cNvGraphicFramePr>
+              <a:graphicFrameLocks xmlns:a="http://schemas.openxmlformats.org/drawingml/2006/main" noChangeAspect="1"/>
+            </wp:cNvGraphicFramePr>
+            <a:graphic xmlns:a="http://schemas.openxmlformats.org/drawingml/2006/main">
+              <a:graphicData uri="http://schemas.openxmlformats.org/drawingml/2006/picture">
+                <pic:pic xmlns:pic="http://schemas.openxmlformats.org/drawingml/2006/picture">
+                  <pic:nvPicPr>
+                    <pic:cNvPr id="0" name="Picture 1"/>
+                    <pic:cNvPicPr>
+                      <a:picLocks noChangeAspect="1" noChangeArrowheads="1"/>
+                    </pic:cNvPicPr>
+                  </pic:nvPicPr>
+                  <pic:blipFill>
+                    <a:blip r:embed="rId4" cstate="print">
+                      <a:extLst>
+                        <a:ext uri="{28A0092B-C50C-407E-A947-70E740481C1C}">
+                          <a14:useLocalDpi xmlns:a14="http://schemas.microsoft.com/office/drawing/2010/main" val="0"/>
+                        </a:ext>
+                      </a:extLst>
+                    </a:blip>
+                    <a:srcRect/>
+                    <a:stretch>
+                      <a:fillRect/>
+                    </a:stretch>
+                  </pic:blipFill>
+                  <pic:spPr bwMode="auto">
+                    <a:xfrm>
+                      <a:off x="0" y="0"/>
+                      <a:ext cx="7271385" cy="5121910"/>
+                    </a:xfrm>
+                    <a:prstGeom prst="rect">
+                      <a:avLst/>
+                    </a:prstGeom>
+                    <a:noFill/>
+                    <a:ln>
+                      <a:noFill/>
+                    </a:ln>
+                  </pic:spPr>
+                </pic:pic>
+              </a:graphicData>
+            </a:graphic>
+            <wp14:sizeRelH relativeFrom="margin">
+              <wp14:pctWidth>0</wp14:pctWidth>
+            </wp14:sizeRelH>
+            <wp14:sizeRelV relativeFrom="margin">
+              <wp14:pctHeight>0</wp14:pctHeight>
+            </wp14:sizeRelV>
+          </wp:anchor>
+        </w:drawing>
+      </w:r>
     </w:p>
     <w:sectPr>
       <w:pgSz w:w="11906" w:h="16838"/>
